--- a/Modelos/AG/FUNDEP/memorando_solicitacao_contratacao_FUNDEP.docx
+++ b/Modelos/AG/FUNDEP/memorando_solicitacao_contratacao_FUNDEP.docx
@@ -252,8 +252,6 @@
       <w:r>
         <w:t>_projeto</w:t>
       </w:r>
-      <w:bookmarkStart w:id="0" w:name="_GoBack"/>
-      <w:bookmarkEnd w:id="0"/>
       <w:proofErr w:type="spellEnd"/>
       <w:r>
         <w:t xml:space="preserve"> }}</w:t>
@@ -783,8 +781,10 @@
         <w:jc w:val="center"/>
       </w:pPr>
       <w:r>
-        <w:t xml:space="preserve">                                                                                                                          Assinatura</w:t>
-      </w:r>
+        <w:t xml:space="preserve">                                                                                                                          </w:t>
+      </w:r>
+      <w:bookmarkStart w:id="0" w:name="_GoBack"/>
+      <w:bookmarkEnd w:id="0"/>
     </w:p>
     <w:p>
       <w:pPr>
@@ -814,7 +814,13 @@
       </w:r>
       <w:proofErr w:type="spellEnd"/>
       <w:r>
-        <w:t xml:space="preserve"> }}    {{ </w:t>
+        <w:t xml:space="preserve"> }}    </w:t>
+      </w:r>
+      <w:r>
+        <w:br/>
+      </w:r>
+      <w:r>
+        <w:t xml:space="preserve">{{ </w:t>
       </w:r>
       <w:proofErr w:type="spellStart"/>
       <w:r>

--- a/Modelos/AG/FUNDEP/memorando_solicitacao_contratacao_FUNDEP.docx
+++ b/Modelos/AG/FUNDEP/memorando_solicitacao_contratacao_FUNDEP.docx
@@ -191,7 +191,16 @@
         <w:jc w:val="both"/>
       </w:pPr>
       <w:r>
-        <w:t xml:space="preserve">Justifica-se a escolha da (Fundação de apoio) </w:t>
+        <w:t>Justifica-se a escolha da (Fundação de apoio)</w:t>
+      </w:r>
+      <w:r>
+        <w:t xml:space="preserve"> como:</w:t>
+      </w:r>
+      <w:r>
+        <w:t xml:space="preserve"> </w:t>
+      </w:r>
+      <w:r>
+        <w:t>“</w:t>
       </w:r>
       <w:proofErr w:type="gramStart"/>
       <w:r>
@@ -208,6 +217,9 @@
       <w:proofErr w:type="spellEnd"/>
       <w:r>
         <w:t xml:space="preserve"> }}</w:t>
+      </w:r>
+      <w:r>
+        <w:t>”</w:t>
       </w:r>
     </w:p>
     <w:p>
@@ -783,8 +795,6 @@
       <w:r>
         <w:t xml:space="preserve">                                                                                                                          </w:t>
       </w:r>
-      <w:bookmarkStart w:id="0" w:name="_GoBack"/>
-      <w:bookmarkEnd w:id="0"/>
     </w:p>
     <w:p>
       <w:pPr>
@@ -800,17 +810,15 @@
         </w:tabs>
         <w:jc w:val="right"/>
       </w:pPr>
-      <w:proofErr w:type="gramStart"/>
+      <w:r>
+        <w:t xml:space="preserve">NOME: </w:t>
+      </w:r>
       <w:r>
         <w:t xml:space="preserve">{{ </w:t>
       </w:r>
       <w:proofErr w:type="spellStart"/>
       <w:r>
-        <w:t>diretor</w:t>
-      </w:r>
-      <w:proofErr w:type="gramEnd"/>
-      <w:r>
-        <w:t>_unidade</w:t>
+        <w:t>diretor_unidade</w:t>
       </w:r>
       <w:proofErr w:type="spellEnd"/>
       <w:r>
@@ -819,6 +827,11 @@
       <w:r>
         <w:br/>
       </w:r>
+      <w:r>
+        <w:t xml:space="preserve">SIAPE: </w:t>
+      </w:r>
+      <w:bookmarkStart w:id="0" w:name="_GoBack"/>
+      <w:bookmarkEnd w:id="0"/>
       <w:r>
         <w:t xml:space="preserve">{{ </w:t>
       </w:r>
